--- a/output/docx/CRUDDocumentos.docx
+++ b/output/docx/CRUDDocumentos.docx
@@ -261,17 +261,17 @@
               <w:rPr>
                 <w:sz w:val="18"/>
               </w:rPr>
-              <w:t>system: SYSTEM: exibe página com campos de cadastro de novo documento</w:t>
-            </w:r>
-          </w:p>
-        </w:tc>
-        <w:tc>
-          <w:p>
-            <w:r>
-              <w:rPr>
-                <w:sz w:val="18"/>
-              </w:rPr>
-              <w:t>exibe página com campos de cadastro de novo documento</w:t>
+              <w:t>system: SYSTEM: exibe pagina com campos de cadastro de novo documento</w:t>
+            </w:r>
+          </w:p>
+        </w:tc>
+        <w:tc>
+          <w:p>
+            <w:r>
+              <w:rPr>
+                <w:sz w:val="18"/>
+              </w:rPr>
+              <w:t>exibe pagina com campos de cadastro de novo documento</w:t>
             </w:r>
           </w:p>
         </w:tc>
@@ -453,17 +453,17 @@
               <w:rPr>
                 <w:sz w:val="18"/>
               </w:rPr>
-              <w:t>system: SYSTEM: se existir extração da familia cadastrada, esta deve exibir no campo Document um link para o novo documento</w:t>
-            </w:r>
-          </w:p>
-        </w:tc>
-        <w:tc>
-          <w:p>
-            <w:r>
-              <w:rPr>
-                <w:sz w:val="18"/>
-              </w:rPr>
-              <w:t>se existir extração da familia cadastrada, esta deve exibir no campo Document um link para o novo documento</w:t>
+              <w:t>system: SYSTEM: se existir extracao da familia cadastrada, esta deve exibir no campo Document um link para o novo documento</w:t>
+            </w:r>
+          </w:p>
+        </w:tc>
+        <w:tc>
+          <w:p>
+            <w:r>
+              <w:rPr>
+                <w:sz w:val="18"/>
+              </w:rPr>
+              <w:t>se existir extracao da familia cadastrada, esta deve exibir no campo Document um link para o novo documento</w:t>
             </w:r>
           </w:p>
         </w:tc>

--- a/output/docx/CRUDDocumentos.docx
+++ b/output/docx/CRUDDocumentos.docx
@@ -261,17 +261,17 @@
               <w:rPr>
                 <w:sz w:val="18"/>
               </w:rPr>
-              <w:t>system: SYSTEM: exibe pagina com campos de cadastro de novo documento</w:t>
-            </w:r>
-          </w:p>
-        </w:tc>
-        <w:tc>
-          <w:p>
-            <w:r>
-              <w:rPr>
-                <w:sz w:val="18"/>
-              </w:rPr>
-              <w:t>exibe pagina com campos de cadastro de novo documento</w:t>
+              <w:t>system: SYSTEM: exibe página com campos de cadastro de novo documento</w:t>
+            </w:r>
+          </w:p>
+        </w:tc>
+        <w:tc>
+          <w:p>
+            <w:r>
+              <w:rPr>
+                <w:sz w:val="18"/>
+              </w:rPr>
+              <w:t>exibe página com campos de cadastro de novo documento</w:t>
             </w:r>
           </w:p>
         </w:tc>
@@ -453,17 +453,17 @@
               <w:rPr>
                 <w:sz w:val="18"/>
               </w:rPr>
-              <w:t>system: SYSTEM: se existir extracao da familia cadastrada, esta deve exibir no campo Document um link para o novo documento</w:t>
-            </w:r>
-          </w:p>
-        </w:tc>
-        <w:tc>
-          <w:p>
-            <w:r>
-              <w:rPr>
-                <w:sz w:val="18"/>
-              </w:rPr>
-              <w:t>se existir extracao da familia cadastrada, esta deve exibir no campo Document um link para o novo documento</w:t>
+              <w:t>system: SYSTEM: se existir extração da familia cadastrada, esta deve exibir no campo Document um link para o novo documento</w:t>
+            </w:r>
+          </w:p>
+        </w:tc>
+        <w:tc>
+          <w:p>
+            <w:r>
+              <w:rPr>
+                <w:sz w:val="18"/>
+              </w:rPr>
+              <w:t>se existir extração da familia cadastrada, esta deve exibir no campo Document um link para o novo documento</w:t>
             </w:r>
           </w:p>
         </w:tc>
@@ -611,17 +611,17 @@
               <w:rPr>
                 <w:sz w:val="18"/>
               </w:rPr>
-              <w:t>system: SYSTEM: exibe mensagem informando que os dados não correspondem a formatação esperada ou esta faltando informacoes</w:t>
-            </w:r>
-          </w:p>
-        </w:tc>
-        <w:tc>
-          <w:p>
-            <w:r>
-              <w:rPr>
-                <w:sz w:val="18"/>
-              </w:rPr>
-              <w:t>exibe mensagem informando que os dados não correspondem a formatação esperada ou esta faltando informacoes</w:t>
+              <w:t>system: SYSTEM: exibe mensagem informando que os dados não correspondem a formatação esperada ou está faltando informações</w:t>
+            </w:r>
+          </w:p>
+        </w:tc>
+        <w:tc>
+          <w:p>
+            <w:r>
+              <w:rPr>
+                <w:sz w:val="18"/>
+              </w:rPr>
+              <w:t>exibe mensagem informando que os dados não correspondem a formatação esperada ou está faltando informações</w:t>
             </w:r>
           </w:p>
         </w:tc>
@@ -800,7 +800,7 @@
           <w:sz w:val="24"/>
           <w:color w:val="2B6CB0"/>
         </w:rPr>
-        <w:t>[TC4] Alternative Flow 7: Upload de arquivo nao pdf</w:t>
+        <w:t>[TC4] Alternative Flow 7: Upload de arquivo não pdf</w:t>
       </w:r>
     </w:p>
     <w:p>
@@ -927,17 +927,17 @@
               <w:rPr>
                 <w:sz w:val="18"/>
               </w:rPr>
-              <w:t>system: SYSTEM: exibe mensagem informando que o documento especificado nao e um arquivo PDF</w:t>
-            </w:r>
-          </w:p>
-        </w:tc>
-        <w:tc>
-          <w:p>
-            <w:r>
-              <w:rPr>
-                <w:sz w:val="18"/>
-              </w:rPr>
-              <w:t>exibe mensagem informando que o documento especificado nao e um arquivo PDF</w:t>
+              <w:t>system: SYSTEM: exibe mensagem informando que o documento especificado não é um arquivo PDF</w:t>
+            </w:r>
+          </w:p>
+        </w:tc>
+        <w:tc>
+          <w:p>
+            <w:r>
+              <w:rPr>
+                <w:sz w:val="18"/>
+              </w:rPr>
+              <w:t>exibe mensagem informando que o documento especificado não é um arquivo PDF</w:t>
             </w:r>
           </w:p>
         </w:tc>
@@ -1243,17 +1243,17 @@
               <w:rPr>
                 <w:sz w:val="18"/>
               </w:rPr>
-              <w:t>system: SYSTEM: exibe mensagem solicitando confirmacao</w:t>
-            </w:r>
-          </w:p>
-        </w:tc>
-        <w:tc>
-          <w:p>
-            <w:r>
-              <w:rPr>
-                <w:sz w:val="18"/>
-              </w:rPr>
-              <w:t>exibe mensagem solicitando confirmacao</w:t>
+              <w:t>system: SYSTEM: exibe mensagem solicitando confirmação</w:t>
+            </w:r>
+          </w:p>
+        </w:tc>
+        <w:tc>
+          <w:p>
+            <w:r>
+              <w:rPr>
+                <w:sz w:val="18"/>
+              </w:rPr>
+              <w:t>exibe mensagem solicitando confirmação</w:t>
             </w:r>
           </w:p>
         </w:tc>
@@ -1274,7 +1274,7 @@
           <w:sz w:val="24"/>
           <w:color w:val="2B6CB0"/>
         </w:rPr>
-        <w:t>[TC8] Alternative Flow 5: Visualizacao para Operador, Gerente</w:t>
+        <w:t>[TC8] Alternative Flow 5: Visualização para Operador, Gerente</w:t>
       </w:r>
     </w:p>
     <w:p>
